--- a/docs/sample-requirements/02-three-tier-orders.docx
+++ b/docs/sample-requirements/02-three-tier-orders.docx
@@ -16,6 +16,10 @@
         <w:spacing w:after="120"/>
       </w:pPr>
       <w:r>
+        <w:rPr>
+          <w:i w:val="false"/>
+          <w:iCs w:val="false"/>
+        </w:rPr>
         <w:t xml:space="preserve">The full production-grade exercise: web tier, API tier, PostgreSQL with persistent storage, an auto-generated credentials Secret, schema initialisation, a zero-trust network matrix, autoscaling on the API, and an edge-TLS route. Every image runs under OpenShift's restricted SCC with an arbitrary UID — no security grants required.</w:t>
       </w:r>
     </w:p>
@@ -24,6 +28,10 @@
         <w:spacing w:after="120"/>
       </w:pPr>
       <w:r>
+        <w:rPr>
+          <w:i w:val="false"/>
+          <w:iCs w:val="false"/>
+        </w:rPr>
         <w:t xml:space="preserve">The database initialisation Job is the real functional test in this document: it connects to PostgreSQL with the generated credentials and creates the schema. If credentials, DNS, or the network policies are wrong, that Job fails — visibly.</w:t>
       </w:r>
     </w:p>
@@ -573,6 +581,10 @@
         <w:spacing w:after="120"/>
       </w:pPr>
       <w:r>
+        <w:rPr>
+          <w:i w:val="false"/>
+          <w:iCs w:val="false"/>
+        </w:rPr>
         <w:t xml:space="preserve">Credential values are generated at manifest time — they never appear in this document or in the chat.</w:t>
       </w:r>
     </w:p>
@@ -990,6 +1002,10 @@
         <w:spacing w:after="120"/>
       </w:pPr>
       <w:r>
+        <w:rPr>
+          <w:i w:val="false"/>
+          <w:iCs w:val="false"/>
+        </w:rPr>
         <w:t xml:space="preserve">The sclorg PostgreSQL image is built for OpenShift: it initialises under an arbitrary UID and takes its bootstrap user, password and database from environment variables — wired below from the generated Secret.</w:t>
       </w:r>
     </w:p>
@@ -2838,6 +2854,10 @@
         <w:spacing w:after="120"/>
       </w:pPr>
       <w:r>
+        <w:rPr>
+          <w:i w:val="false"/>
+          <w:iCs w:val="false"/>
+        </w:rPr>
         <w:t xml:space="preserve">CREATE TABLE IF NOT EXISTS orders (id SERIAL PRIMARY KEY, item TEXT NOT NULL, qty INT NOT NULL DEFAULT 1, created_at TIMESTAMPTZ DEFAULT NOW()); INSERT INTO orders (item, qty) SELECT 'sample-widget', 3 WHERE NOT EXISTS (SELECT 1 FROM orders);</w:t>
       </w:r>
     </w:p>
@@ -2855,6 +2875,10 @@
         <w:spacing w:after="120"/>
       </w:pPr>
       <w:r>
+        <w:rPr>
+          <w:i w:val="false"/>
+          <w:iCs w:val="false"/>
+        </w:rPr>
         <w:t xml:space="preserve">An HTTP echo service standing in for the order API: it answers every request with a JSON reflection of what it received. It proves the Secret and ConfigMap wiring, the service path from web to api, and gives the verification pyramid a real HTTP endpoint — it does not itself execute SQL (the Init SQL Job covers the database functionally).</w:t>
       </w:r>
     </w:p>
@@ -6505,6 +6529,10 @@
         <w:spacing w:after="120"/>
       </w:pPr>
       <w:r>
+        <w:rPr>
+          <w:i w:val="false"/>
+          <w:iCs w:val="false"/>
+        </w:rPr>
         <w:t xml:space="preserve">Zero-trust: everything not listed here is denied, in both directions. Each allowed row becomes an ingress rule on the target AND an egress rule on the caller; DNS egress is granted to all pods as a precondition. The denied row is enforced by the default-deny policy — it is listed to make the intent auditable.</w:t>
       </w:r>
     </w:p>
@@ -7733,6 +7761,10 @@
         <w:spacing w:after="120"/>
       </w:pPr>
       <w:r>
+        <w:rPr>
+          <w:i w:val="false"/>
+          <w:iCs w:val="false"/>
+        </w:rPr>
         <w:t xml:space="preserve">- The db-init Job fails after 3 attempts (credentials, DNS or network policy fault) - Any rollout incomplete after 5 minutes - The route probe does not return HTTP 200</w:t>
       </w:r>
     </w:p>
@@ -7750,6 +7782,10 @@
         <w:spacing w:after="120"/>
       </w:pPr>
       <w:r>
+        <w:rPr>
+          <w:i w:val="false"/>
+          <w:iCs w:val="false"/>
+        </w:rPr>
         <w:t xml:space="preserve">First deploy takes 2–4 minutes (image pulls plus PVC bind). The pyramid goes green level by level: three rollouts complete, no restarts, three Services with ready endpoints, and the web route answering HTTP 200. The db-init Job log shows the schema being created with the generated credentials — the functional proof. The last validation row is the negative control: run it and confirm the web tier CANNOT open a socket to the database.</w:t>
       </w:r>
     </w:p>
